--- a/ManualUsuario.docx
+++ b/ManualUsuario.docx
@@ -77,7 +77,7 @@
           <w:szCs w:val="56"/>
           <w:lang w:val="es-GT"/>
         </w:rPr>
-        <w:t>B</w:t>
+        <w:t>C</w:t>
       </w:r>
     </w:p>
     <w:p>
@@ -522,19 +522,8 @@
           <w:szCs w:val="24"/>
           <w:lang w:val="es-GT"/>
         </w:rPr>
-        <w:t xml:space="preserve">Kevin </w:t>
-      </w:r>
-      <w:proofErr w:type="spellStart"/>
-      <w:r>
-        <w:rPr>
-          <w:rFonts w:ascii="Arial" w:hAnsi="Arial" w:cs="Arial"/>
-          <w:sz w:val="24"/>
-          <w:szCs w:val="24"/>
-          <w:lang w:val="es-GT"/>
-        </w:rPr>
-        <w:t>Lajpop</w:t>
-      </w:r>
-      <w:proofErr w:type="spellEnd"/>
+        <w:t>Kevin Lajpop</w:t>
+      </w:r>
     </w:p>
     <w:p>
       <w:pPr>
@@ -638,25 +627,7 @@
           <w:sz w:val="24"/>
           <w:szCs w:val="24"/>
         </w:rPr>
-        <w:t xml:space="preserve">Se utilizará un archivo de entrada con extensión </w:t>
-      </w:r>
-      <w:proofErr w:type="spellStart"/>
-      <w:r>
-        <w:rPr>
-          <w:rFonts w:ascii="Arial" w:hAnsi="Arial" w:cs="Arial"/>
-          <w:sz w:val="24"/>
-          <w:szCs w:val="24"/>
-        </w:rPr>
-        <w:t>fca</w:t>
-      </w:r>
-      <w:proofErr w:type="spellEnd"/>
-      <w:r>
-        <w:rPr>
-          <w:rFonts w:ascii="Arial" w:hAnsi="Arial" w:cs="Arial"/>
-          <w:sz w:val="24"/>
-          <w:szCs w:val="24"/>
-        </w:rPr>
-        <w:t>, el cual contendrá la ruta de los 2 archivos que se quieren comparar siempre y cuando dichos archivos tengan el mismo nombre, también contendrá la información necesaria para generar reportes los cuales serian las gráficas de barras, lineales y de pie.</w:t>
+        <w:t>Se utilizará un archivo de entrada con extensión fca, el cual contendrá la ruta de los 2 archivos que se quieren comparar siempre y cuando dichos archivos tengan el mismo nombre, también contendrá la información necesaria para generar reportes los cuales serian las gráficas de barras, lineales y de pie.</w:t>
       </w:r>
     </w:p>
     <w:p>
@@ -725,29 +696,7 @@
           <w:sz w:val="24"/>
           <w:szCs w:val="24"/>
         </w:rPr>
-        <w:t xml:space="preserve">Tener instalado NetBeans 8.2 o Apache NetBeans 12.4, esto para poder ejecutar la herramienta, en caso de no tener alguno de los 2 </w:t>
-      </w:r>
-      <w:proofErr w:type="spellStart"/>
-      <w:r>
-        <w:rPr>
-          <w:rFonts w:ascii="Arial" w:hAnsi="Arial" w:cs="Arial"/>
-          <w:b/>
-          <w:bCs/>
-          <w:sz w:val="24"/>
-          <w:szCs w:val="24"/>
-        </w:rPr>
-        <w:t>IDE´s</w:t>
-      </w:r>
-      <w:proofErr w:type="spellEnd"/>
-      <w:r>
-        <w:rPr>
-          <w:rFonts w:ascii="Arial" w:hAnsi="Arial" w:cs="Arial"/>
-          <w:b/>
-          <w:bCs/>
-          <w:sz w:val="24"/>
-          <w:szCs w:val="24"/>
-        </w:rPr>
-        <w:t xml:space="preserve"> deberá descargarlo desde la página oficial.</w:t>
+        <w:t>Tener instalado NetBeans 8.2 o Apache NetBeans 12.4, esto para poder ejecutar la herramienta, en caso de no tener alguno de los 2 IDE´s deberá descargarlo desde la página oficial.</w:t>
       </w:r>
     </w:p>
     <w:p>
@@ -2117,7 +2066,6 @@
         </w:rPr>
         <w:t xml:space="preserve">dicho archivo se generara en la carpeta del proyecto con el nombre </w:t>
       </w:r>
-      <w:proofErr w:type="spellStart"/>
       <w:r>
         <w:rPr>
           <w:rFonts w:ascii="Arial" w:hAnsi="Arial" w:cs="Arial"/>
@@ -2128,7 +2076,6 @@
         </w:rPr>
         <w:t>ReporteErrores</w:t>
       </w:r>
-      <w:proofErr w:type="spellEnd"/>
       <w:r>
         <w:rPr>
           <w:rFonts w:ascii="Arial" w:hAnsi="Arial" w:cs="Arial"/>
@@ -2164,6 +2111,7 @@
           <w:rFonts w:ascii="Arial" w:hAnsi="Arial" w:cs="Arial"/>
           <w:b/>
           <w:bCs/>
+          <w:noProof/>
           <w:sz w:val="24"/>
           <w:szCs w:val="24"/>
         </w:rPr>
@@ -2229,15 +2177,7 @@
           <w:sz w:val="24"/>
           <w:szCs w:val="24"/>
         </w:rPr>
-        <w:t>E</w:t>
-      </w:r>
-      <w:r>
-        <w:rPr>
-          <w:rFonts w:ascii="Arial" w:hAnsi="Arial" w:cs="Arial"/>
-          <w:sz w:val="24"/>
-          <w:szCs w:val="24"/>
-        </w:rPr>
-        <w:t>stará conformado por diferentes secciones, con el fin de poder visualizar de manera clara y ordenada la información correspondiente de los proyectos comparados</w:t>
+        <w:t>Estará conformado por diferentes secciones, con el fin de poder visualizar de manera clara y ordenada la información correspondiente de los proyectos comparados</w:t>
       </w:r>
       <w:r>
         <w:rPr>
@@ -2260,6 +2200,7 @@
       <w:r>
         <w:rPr>
           <w:rFonts w:ascii="Arial" w:hAnsi="Arial" w:cs="Arial"/>
+          <w:noProof/>
           <w:sz w:val="24"/>
           <w:szCs w:val="24"/>
         </w:rPr>
@@ -2354,6 +2295,7 @@
       <w:r>
         <w:rPr>
           <w:rFonts w:ascii="Arial" w:hAnsi="Arial" w:cs="Arial"/>
+          <w:noProof/>
           <w:sz w:val="24"/>
           <w:szCs w:val="24"/>
         </w:rPr>
@@ -2421,29 +2363,7 @@
           <w:sz w:val="24"/>
           <w:szCs w:val="24"/>
         </w:rPr>
-        <w:t xml:space="preserve">Reporte </w:t>
-      </w:r>
-      <w:proofErr w:type="spellStart"/>
-      <w:r>
-        <w:rPr>
-          <w:rFonts w:ascii="Arial" w:hAnsi="Arial" w:cs="Arial"/>
-          <w:b/>
-          <w:bCs/>
-          <w:sz w:val="24"/>
-          <w:szCs w:val="24"/>
-        </w:rPr>
-        <w:t>JSon</w:t>
-      </w:r>
-      <w:proofErr w:type="spellEnd"/>
-      <w:r>
-        <w:rPr>
-          <w:rFonts w:ascii="Arial" w:hAnsi="Arial" w:cs="Arial"/>
-          <w:b/>
-          <w:bCs/>
-          <w:sz w:val="24"/>
-          <w:szCs w:val="24"/>
-        </w:rPr>
-        <w:t xml:space="preserve">: </w:t>
+        <w:t xml:space="preserve">Reporte JSon: </w:t>
       </w:r>
       <w:r>
         <w:rPr>
@@ -2482,6 +2402,7 @@
       <w:r>
         <w:rPr>
           <w:rFonts w:ascii="Arial" w:hAnsi="Arial" w:cs="Arial"/>
+          <w:noProof/>
           <w:sz w:val="24"/>
           <w:szCs w:val="24"/>
         </w:rPr>
@@ -2578,17 +2499,7 @@
           <w:sz w:val="24"/>
           <w:szCs w:val="24"/>
         </w:rPr>
-        <w:t>NetBeans 8.2 o Apache NetBeans 12.4</w:t>
-      </w:r>
-      <w:r>
-        <w:rPr>
-          <w:rFonts w:ascii="Arial" w:hAnsi="Arial" w:cs="Arial"/>
-          <w:b/>
-          <w:bCs/>
-          <w:sz w:val="24"/>
-          <w:szCs w:val="24"/>
-        </w:rPr>
-        <w:t xml:space="preserve">: </w:t>
+        <w:t xml:space="preserve">NetBeans 8.2 o Apache NetBeans 12.4: </w:t>
       </w:r>
       <w:r>
         <w:rPr>
@@ -2656,15 +2567,7 @@
           <w:sz w:val="24"/>
           <w:szCs w:val="24"/>
         </w:rPr>
-        <w:t xml:space="preserve">Es </w:t>
-      </w:r>
-      <w:r>
-        <w:rPr>
-          <w:rFonts w:ascii="Arial" w:hAnsi="Arial" w:cs="Arial"/>
-          <w:sz w:val="24"/>
-          <w:szCs w:val="24"/>
-        </w:rPr>
-        <w:t>entorno de desarrollo integrado</w:t>
+        <w:t>Es entorno de desarrollo integrado</w:t>
       </w:r>
       <w:r>
         <w:rPr>
@@ -2708,15 +2611,7 @@
           <w:sz w:val="24"/>
           <w:szCs w:val="24"/>
         </w:rPr>
-        <w:t xml:space="preserve"> E</w:t>
-      </w:r>
-      <w:r>
-        <w:rPr>
-          <w:rFonts w:ascii="Arial" w:hAnsi="Arial" w:cs="Arial"/>
-          <w:sz w:val="24"/>
-          <w:szCs w:val="24"/>
-        </w:rPr>
-        <w:t>s un software que provee herramientas de desarrollo para la creación de programas en Java</w:t>
+        <w:t xml:space="preserve"> Es un software que provee herramientas de desarrollo para la creación de programas en Java</w:t>
       </w:r>
       <w:r>
         <w:rPr>
@@ -2746,18 +2641,7 @@
           <w:szCs w:val="24"/>
           <w:lang w:val="es-GT"/>
         </w:rPr>
-        <w:t>java-cup-11b y java-cup-11b-runtime</w:t>
-      </w:r>
-      <w:r>
-        <w:rPr>
-          <w:rFonts w:ascii="Arial" w:hAnsi="Arial" w:cs="Arial"/>
-          <w:b/>
-          <w:bCs/>
-          <w:sz w:val="24"/>
-          <w:szCs w:val="24"/>
-          <w:lang w:val="es-GT"/>
-        </w:rPr>
-        <w:t xml:space="preserve">: </w:t>
+        <w:t xml:space="preserve">java-cup-11b y java-cup-11b-runtime: </w:t>
       </w:r>
       <w:r>
         <w:rPr>
@@ -2825,18 +2709,7 @@
           <w:szCs w:val="24"/>
           <w:lang w:val="es-GT"/>
         </w:rPr>
-        <w:t>jflex-1.6.1</w:t>
-      </w:r>
-      <w:r>
-        <w:rPr>
-          <w:rFonts w:ascii="Arial" w:hAnsi="Arial" w:cs="Arial"/>
-          <w:b/>
-          <w:bCs/>
-          <w:sz w:val="24"/>
-          <w:szCs w:val="24"/>
-          <w:lang w:val="es-GT"/>
-        </w:rPr>
-        <w:t>:</w:t>
+        <w:t>jflex-1.6.1:</w:t>
       </w:r>
       <w:r>
         <w:rPr>
@@ -2847,7 +2720,6 @@
         </w:rPr>
         <w:t xml:space="preserve"> Es un conjunto d</w:t>
       </w:r>
-      <w:proofErr w:type="spellStart"/>
       <w:r>
         <w:rPr>
           <w:rFonts w:ascii="Arial" w:hAnsi="Arial" w:cs="Arial"/>
@@ -2856,7 +2728,6 @@
         </w:rPr>
         <w:t>e</w:t>
       </w:r>
-      <w:proofErr w:type="spellEnd"/>
       <w:r>
         <w:rPr>
           <w:rFonts w:ascii="Arial" w:hAnsi="Arial" w:cs="Arial"/>
@@ -2945,18 +2816,7 @@
           <w:szCs w:val="24"/>
           <w:lang w:val="es-GT"/>
         </w:rPr>
-        <w:t>jfreechart-1.0.1 y jfreechart-1.5.3</w:t>
-      </w:r>
-      <w:r>
-        <w:rPr>
-          <w:rFonts w:ascii="Arial" w:hAnsi="Arial" w:cs="Arial"/>
-          <w:b/>
-          <w:bCs/>
-          <w:sz w:val="24"/>
-          <w:szCs w:val="24"/>
-          <w:lang w:val="es-GT"/>
-        </w:rPr>
-        <w:t xml:space="preserve">: </w:t>
+        <w:t xml:space="preserve">jfreechart-1.0.1 y jfreechart-1.5.3: </w:t>
       </w:r>
       <w:r>
         <w:rPr>
@@ -2973,33 +2833,7 @@
           <w:sz w:val="24"/>
           <w:szCs w:val="24"/>
         </w:rPr>
-        <w:t>de</w:t>
-      </w:r>
-      <w:r>
-        <w:rPr>
-          <w:rFonts w:ascii="Arial" w:hAnsi="Arial" w:cs="Arial"/>
-          <w:sz w:val="24"/>
-          <w:szCs w:val="24"/>
-        </w:rPr>
-        <w:t xml:space="preserve"> software open </w:t>
-      </w:r>
-      <w:proofErr w:type="spellStart"/>
-      <w:r>
-        <w:rPr>
-          <w:rFonts w:ascii="Arial" w:hAnsi="Arial" w:cs="Arial"/>
-          <w:sz w:val="24"/>
-          <w:szCs w:val="24"/>
-        </w:rPr>
-        <w:t>source</w:t>
-      </w:r>
-      <w:proofErr w:type="spellEnd"/>
-      <w:r>
-        <w:rPr>
-          <w:rFonts w:ascii="Arial" w:hAnsi="Arial" w:cs="Arial"/>
-          <w:sz w:val="24"/>
-          <w:szCs w:val="24"/>
-        </w:rPr>
-        <w:t xml:space="preserve"> para el lenguaje de programación Java, el cual permite la creación de gráficos​ complejos de forma simple</w:t>
+        <w:t>de software open source para el lenguaje de programación Java, el cual permite la creación de gráficos​ complejos de forma simple</w:t>
       </w:r>
       <w:r>
         <w:rPr>
@@ -3066,15 +2900,7 @@
           <w:sz w:val="24"/>
           <w:szCs w:val="24"/>
         </w:rPr>
-        <w:t>E</w:t>
-      </w:r>
-      <w:r>
-        <w:rPr>
-          <w:rFonts w:ascii="Arial" w:hAnsi="Arial" w:cs="Arial"/>
-          <w:sz w:val="24"/>
-          <w:szCs w:val="24"/>
-        </w:rPr>
-        <w:t>s un formato de texto sencillo para el intercambio de dato</w:t>
+        <w:t>Es un formato de texto sencillo para el intercambio de dato</w:t>
       </w:r>
     </w:p>
     <w:p>
@@ -4095,6 +3921,7 @@
   <w:style w:type="character" w:default="1" w:styleId="Fuentedeprrafopredeter">
     <w:name w:val="Default Paragraph Font"/>
     <w:uiPriority w:val="1"/>
+    <w:semiHidden/>
     <w:unhideWhenUsed/>
   </w:style>
   <w:style w:type="table" w:default="1" w:styleId="Tablanormal">
